--- a/use-cases/kathans22/pitch-deck-narrative/evidence/narratives/pitch-script-legal-claritydocs.docx
+++ b/use-cases/kathans22/pitch-deck-narrative/evidence/narratives/pitch-script-legal-claritydocs.docx
@@ -55,25 +55,13 @@
       </w:r>
       <w:r>
         <w:rPr/>
-        <w:t xml:space="preserve"> Every Managing Partner here knows that precedent drift is an existential risk, not just a KM nuisance. Your associates are under pressure, they’re pasting from the last matter they worked on, and the ‘playbook’ language you painstakingly approved six months ago has already mutated into something else entirely.</w:t>
+        <w:t xml:space="preserve"> Every Managing Partner here knows that precedent drift is an existential risk, not just a KM nuisance. Your associates are under pressure, they’re pasting from the last matter they worked on, and the playbook language you painstakingly approved six months ago has already mutated into something else entirely.</w:t>
       </w:r>
     </w:p>
     <w:p>
       <w:r>
         <w:rPr/>
         <w:t>We built ClarityDocs because you don’t need another archive or a new dashboard that buries your work product behind a demo screen. You need to ground every claim you make in the source text, stage human approval at the clause level before anything commits, and export a reviewable DOCX work product that lives in your document management system, not ours. We turn that fragmented, high-risk review process into a defensible work product—built for proof, not just polish.</w:t>
-      </w:r>
-    </w:p>
-    <w:p>
-      <w:r>
-        <w:rPr>
-          <w:i/>
-        </w:rPr>
-        <w:t>Speaker notes:</w:t>
-      </w:r>
-      <w:r>
-        <w:rPr/>
-        <w:t xml:space="preserve"> PLACEHOLDER_SPEAKER_NOTES_1</w:t>
       </w:r>
     </w:p>
     <w:p>
@@ -94,14 +82,10 @@
       </w:r>
       <w:r>
         <w:rPr/>
-        <w:t xml:space="preserve"> Law firm playbooks are currently a 'leaky bucket' because associates rely on the nearest prior matter rather than the firm's approved precedent, creating a continuous risk of clause drift and confidentiality breaches.</w:t>
+        <w:t xml:space="preserve"> Law firm playbooks leak because associates rely on the nearest prior matter rather than the firm's approved precedent, creating continuous clause drift and confidentiality risk.</w:t>
       </w:r>
-      <w:r>
-        <w:br/>
-      </w:r>
-      <w:r>
-        <w:br/>
-      </w:r>
+    </w:p>
+    <w:p>
       <w:r>
         <w:rPr>
           <w:b/>
@@ -110,29 +94,13 @@
       </w:r>
       <w:r>
         <w:rPr/>
-        <w:t xml:space="preserve"> Managing partners and KM heads know the real risk isn't just inefficient drafting—it's the 'matter-bound' drift that happens when associates grab language from the last deal that closed, which may have been specific to that client's outside counsel guidelines or even carry risk of ethical wall violations. This practice of 'copy-pasting from the closest prior' essentially bypasses your firm's quality controls, leaving partners to re-review the same problematic clauses over and over without any register of what was previously rejected.</w:t>
-      </w:r>
-      <w:r>
-        <w:br/>
-      </w:r>
-      <w:r>
-        <w:br/>
-      </w:r>
-      <w:r>
-        <w:rPr/>
-        <w:t>The real objection here is understandable: your playbooks are your firm's moat, and you won't throw that intelligence into a shared AI workspace where a matter-bound clause from one client could inadvertently leak into another. ClarityDocs solves this by letting you run staged checks against your firm's playbook clauses, surfacing potential issues for item-by-item human approval before anything is committed to a new document. You aren't giving away your moat; you're automating the provenance of every line of language.</w:t>
+        <w:t xml:space="preserve"> Managing partners and KM heads know the real risk isn't just inefficient drafting—it's matter-bound drift when associates grab language from the last deal that closed, which may have been specific to that client's outside counsel guidelines or even carry risk of ethical wall violations. Copy-pasting from the closest prior bypasses quality controls, leaving partners to re-review the same problematic clauses with no register of what was previously rejected.</w:t>
       </w:r>
     </w:p>
     <w:p>
       <w:r>
-        <w:rPr>
-          <w:i/>
-        </w:rPr>
-        <w:t>Speaker notes:</w:t>
-      </w:r>
-      <w:r>
         <w:rPr/>
-        <w:t xml:space="preserve"> PLACEHOLDER_SPEAKER_NOTES_2</w:t>
+        <w:t>Your playbooks are the firm's moat. You will not throw that intelligence into a shared AI workspace where a matter-bound clause from one client could leak into another. ClarityDocs lets you run staged checks against playbook clauses, surfacing issues for item-by-item human approval before anything commits. You are not giving away the moat; you are automating the provenance of every line.</w:t>
       </w:r>
     </w:p>
     <w:p>
@@ -147,25 +115,31 @@
     <w:p>
       <w:r>
         <w:rPr>
-          <w:i/>
+          <w:b/>
         </w:rPr>
         <w:t>Talking point:</w:t>
       </w:r>
       <w:r>
         <w:rPr/>
-        <w:t xml:space="preserve"> PLACEHOLDER_TALKING_POINT_3</w:t>
+        <w:t xml:space="preserve"> Precedent drift is no longer a KM inconvenience — it is an unrecorded liability when outside-counsel guidelines demand traceable edits and associates still paste from the last known good.</w:t>
       </w:r>
     </w:p>
     <w:p>
       <w:r>
         <w:rPr>
-          <w:i/>
+          <w:b/>
         </w:rPr>
         <w:t>Speaker notes:</w:t>
       </w:r>
       <w:r>
         <w:rPr/>
-        <w:t xml:space="preserve"> PLACEHOLDER_SPEAKER_NOTES_3</w:t>
+        <w:t xml:space="preserve"> Partners and senior associates are drowning in manual oversight. When outside counsel guidelines demand specific language, yet associates copy-paste from the last known good document, you are not only inefficient — you are creating professional-liability exposure. The "why now" is not AI fashion. It is the erosion of the firm's precedent moat.</w:t>
+      </w:r>
+    </w:p>
+    <w:p>
+      <w:r>
+        <w:rPr/>
+        <w:t>When a force-majeure clause drifts across three different client forms, you lose the ability to defend the firm's preferred language, and you lose the ability to prove why a deviation occurred. Matter playbooks become a liability trap rather than a strategic asset. Manual clause banks sit unused; partners rely on memory. ClarityDocs is for the moment firms must move from passive storage of precedents to traceable verification of every clause in every matter. ABA Model Rule 1.6 and related screening duties are the buyer's orientation here — not a claim that ClarityDocs is certified to any bar rule.</w:t>
       </w:r>
     </w:p>
     <w:p>
@@ -180,25 +154,31 @@
     <w:p>
       <w:r>
         <w:rPr>
-          <w:i/>
+          <w:b/>
         </w:rPr>
         <w:t>Talking point:</w:t>
       </w:r>
       <w:r>
         <w:rPr/>
-        <w:t xml:space="preserve"> PLACEHOLDER_TALKING_POINT_4</w:t>
+        <w:t xml:space="preserve"> ClarityDocs is a verification engine for live work product: it grounds every finding in source text, respects the matter wall, and exports ordinary DOCX — not a dashboard.</w:t>
       </w:r>
     </w:p>
     <w:p>
       <w:r>
         <w:rPr>
-          <w:i/>
+          <w:b/>
         </w:rPr>
         <w:t>Speaker notes:</w:t>
       </w:r>
       <w:r>
         <w:rPr/>
-        <w:t xml:space="preserve"> PLACEHOLDER_SPEAKER_NOTES_4</w:t>
+        <w:t xml:space="preserve"> ClarityDocs does not write clauses for you. It ingests mixed-format source — client papers and internal playbooks — and maps every claim back to an exact place in the source. It respects the matter wall: there is no centralized cross-client brain that trains on one engagement and leaks into another.</w:t>
+      </w:r>
+    </w:p>
+    <w:p>
+      <w:r>
+        <w:rPr/>
+        <w:t>When an associate works a draft, ClarityDocs runs staged checks against approved playbook language. It does not auto-commit. Findings are flagged for item-by-item approval. You see what changed, why, and you accept or reject in context. When the review is done, you export a standard DOCX — the work product your team already knows — not a proprietary screen. Rejected findings stay rejected without discarding the rest of the review. Built for proof, not polish.</w:t>
       </w:r>
     </w:p>
     <w:p>
@@ -213,25 +193,31 @@
     <w:p>
       <w:r>
         <w:rPr>
-          <w:i/>
+          <w:b/>
         </w:rPr>
         <w:t>Talking point:</w:t>
       </w:r>
       <w:r>
         <w:rPr/>
-        <w:t xml:space="preserve"> Ensure the team is aligned on the Q4 goals, specifically focusing on the new product launch and the associated marketing timeline.</w:t>
+        <w:t xml:space="preserve"> ClarityDocs turns clause-library drift into a cited register: ingest the priors, stage every finding against the playbook, keep humans approving each line, export the brief the engagement team already lives in.</w:t>
       </w:r>
     </w:p>
     <w:p>
       <w:r>
         <w:rPr>
-          <w:i/>
+          <w:b/>
         </w:rPr>
         <w:t>Speaker notes:</w:t>
       </w:r>
       <w:r>
         <w:rPr/>
-        <w:t xml:space="preserve"> [Please provide the speaking script content to replace this placeholder.]</w:t>
+        <w:t xml:space="preserve"> The pain is specific. Clause libraries and matter playbooks drift. Associates paste from the nearest prior without provenance. Partners re-review the same clause family with no register of what changed, what was rejected, or which client form was authoritative.</w:t>
+      </w:r>
+    </w:p>
+    <w:p>
+      <w:r>
+        <w:rPr/>
+        <w:t>ClarityDocs ingests those mixed-format priors and ties every talking point to the source page. It runs staged checks against the playbook you named. Nothing commits without a named human. If a partner rejects a proposed harmonisation, that rejection stays on the register. The export is a DOCX brief for the engagement team — not a demo from a closed archive. Ethical walls stay a human and process duty; the tool does not invent a certified wall.</w:t>
       </w:r>
     </w:p>
     <w:p>
@@ -246,25 +232,67 @@
     <w:p>
       <w:r>
         <w:rPr>
-          <w:i/>
+          <w:b/>
         </w:rPr>
         <w:t>Talking point:</w:t>
       </w:r>
       <w:r>
         <w:rPr/>
-        <w:t xml:space="preserve"> Ensure all team members are aligned on the project timeline before the end of the day.</w:t>
+        <w:t xml:space="preserve"> At the invented Northbridge LLP Knowledge Desk, one energy matter had a force-majeure clause drift across three client forms; KM used ClarityDocs to stage a clause-drift register, partners rejected two proposed harmonisations item-by-item, and the rest committed with citations to the source prior.</w:t>
+      </w:r>
+    </w:p>
+    <w:p>
+      <w:r>
+        <w:drawing>
+          <wp:inline xmlns:a="http://schemas.openxmlformats.org/drawingml/2006/main" xmlns:pic="http://schemas.openxmlformats.org/drawingml/2006/picture">
+            <wp:extent cx="4572000" cy="2493818"/>
+            <wp:docPr id="1" name="Picture 1"/>
+            <wp:cNvGraphicFramePr>
+              <a:graphicFrameLocks noChangeAspect="1"/>
+            </wp:cNvGraphicFramePr>
+            <a:graphic>
+              <a:graphicData uri="http://schemas.openxmlformats.org/drawingml/2006/picture">
+                <pic:pic>
+                  <pic:nvPicPr>
+                    <pic:cNvPr id="0" name="image.jpg"/>
+                    <pic:cNvPicPr/>
+                  </pic:nvPicPr>
+                  <pic:blipFill>
+                    <a:blip r:embed="rId9"/>
+                    <a:stretch>
+                      <a:fillRect/>
+                    </a:stretch>
+                  </pic:blipFill>
+                  <pic:spPr>
+                    <a:xfrm>
+                      <a:off x="0" y="0"/>
+                      <a:ext cx="4572000" cy="2493818"/>
+                    </a:xfrm>
+                    <a:prstGeom prst="rect"/>
+                  </pic:spPr>
+                </pic:pic>
+              </a:graphicData>
+            </a:graphic>
+          </wp:inline>
+        </w:drawing>
       </w:r>
     </w:p>
     <w:p>
       <w:r>
         <w:rPr>
-          <w:i/>
+          <w:b/>
         </w:rPr>
         <w:t>Speaker notes:</w:t>
       </w:r>
       <w:r>
         <w:rPr/>
-        <w:t xml:space="preserve"> Provide the team with a clear overview of the quarterly goals, emphasizing the shift toward user-centric metrics and highlighting the critical milestones we need to hit by the end of the month.</w:t>
+        <w:t xml:space="preserve"> This is an invented reference story, not a named client claim. After the clause drifted across three forms, the Knowledge Desk stopped treating "the nearest prior" as authority. ClarityDocs ingested the three forms and the playbook clause family. Twelve findings were staged against the approved language. Partners rejected two proposed harmonisations that would have weakened the firm's preferred wording; the remaining ten committed, each talking point cited to the source prior.</w:t>
+      </w:r>
+    </w:p>
+    <w:p>
+      <w:r>
+        <w:rPr/>
+        <w:t>The export was a DOCX brief the engagement team already lived in — not a dashboard. That is the proof pattern: comparative counts a presenter can point at, item-by-item human control, ordinary document out.</w:t>
       </w:r>
     </w:p>
     <w:p>
@@ -285,7 +313,7 @@
       </w:r>
       <w:r>
         <w:rPr/>
-        <w:t xml:space="preserve"> We know your precedent library is your firm's competitive moat, and putting it into an AI tool that might drift or expose it is a risk you’re right to take seriously.</w:t>
+        <w:t xml:space="preserve"> We know your precedent library is the firm's competitive moat, and putting matter-bound language into a shared AI workspace is a risk you are right to refuse.</w:t>
       </w:r>
     </w:p>
     <w:p>
@@ -297,43 +325,13 @@
       </w:r>
       <w:r>
         <w:rPr/>
-        <w:t xml:space="preserve"> First, let's talk about the matter wall. ClarityDocs doesn't create a 'central AI brain' that trains on your firm's precedents across all matters. Instead, it respects the matter wall by keeping the documents where they are and working within the specific engagement you're reviewing. Every document stays grounded in your existing environment.</w:t>
+        <w:t xml:space="preserve"> ClarityDocs does not create a central brain that trains across matters. Work stays inside the engagement you are reviewing. Every finding is grounded in your source documents — it does not invent clause text you did not approve.</w:t>
       </w:r>
     </w:p>
     <w:p>
       <w:r>
         <w:rPr/>
-        <w:t>Regarding your fear of AI-invented language, ClarityDocs is built for proof, not polish. It never suggests a 'perfect' clause out of thin air that you then have to verify. Every finding is a staged check against the rules you set—the playbook clauses you approve—and everything it surfaces is grounded directly in your source documents. We don't replace your expert review; we structure it so your associates aren't drifting, and your partners aren't re-reviewing the same clause family three times over.</w:t>
-      </w:r>
-    </w:p>
-    <w:p>
-      <w:r>
-        <w:rPr/>
-        <w:t>Finally, we give you a clause-drift register where you can approve or reject changes item-by-item, so the final exported DOCX is your work product, checked against your playbooks, not an AI's approximation. We give you a clear, audit-ready redline of what was accepted, what was rejected, and what changed, so you stay in control of the final deliverable.</w:t>
-      </w:r>
-    </w:p>
-    <w:p>
-      <w:r>
-        <w:rPr>
-          <w:i/>
-        </w:rPr>
-        <w:t>Talking point:</w:t>
-      </w:r>
-      <w:r>
-        <w:rPr/>
-        <w:t xml:space="preserve"> PLACEHOLDER_TALKING_POINT_7</w:t>
-      </w:r>
-    </w:p>
-    <w:p>
-      <w:r>
-        <w:rPr>
-          <w:i/>
-        </w:rPr>
-        <w:t>Speaker notes:</w:t>
-      </w:r>
-      <w:r>
-        <w:rPr/>
-        <w:t xml:space="preserve"> PLACEHOLDER_SPEAKER_NOTES_7</w:t>
+        <w:t>Staged checks run against the playbook you set. Partners approve or reject item-by-item. Rejected language stays rejected. The exported DOCX is your work product with a register of what was accepted, what was rejected, and what changed. The moat stays yours.</w:t>
       </w:r>
     </w:p>
     <w:p>
@@ -347,14 +345,68 @@
     </w:p>
     <w:p>
       <w:r>
+        <w:drawing>
+          <wp:inline xmlns:a="http://schemas.openxmlformats.org/drawingml/2006/main" xmlns:pic="http://schemas.openxmlformats.org/drawingml/2006/picture">
+            <wp:extent cx="4572000" cy="2493818"/>
+            <wp:docPr id="2" name="Picture 2"/>
+            <wp:cNvGraphicFramePr>
+              <a:graphicFrameLocks noChangeAspect="1"/>
+            </wp:cNvGraphicFramePr>
+            <a:graphic>
+              <a:graphicData uri="http://schemas.openxmlformats.org/drawingml/2006/picture">
+                <pic:pic>
+                  <pic:nvPicPr>
+                    <pic:cNvPr id="0" name="image.jpg"/>
+                    <pic:cNvPicPr/>
+                  </pic:nvPicPr>
+                  <pic:blipFill>
+                    <a:blip r:embed="rId10"/>
+                    <a:stretch>
+                      <a:fillRect/>
+                    </a:stretch>
+                  </pic:blipFill>
+                  <pic:spPr>
+                    <a:xfrm>
+                      <a:off x="0" y="0"/>
+                      <a:ext cx="4572000" cy="2493818"/>
+                    </a:xfrm>
+                    <a:prstGeom prst="rect"/>
+                  </pic:spPr>
+                </pic:pic>
+              </a:graphicData>
+            </a:graphic>
+          </wp:inline>
+        </w:drawing>
+      </w:r>
+    </w:p>
+    <w:p>
+      <w:r>
+        <w:rPr>
+          <w:b/>
+        </w:rPr>
+        <w:t>Talking point:</w:t>
+      </w:r>
+      <w:r>
         <w:rPr/>
-        <w:t>Rather than accepting this churn, the KM team used ClarityDocs to build a clause-drift register. Instead of an automated black box, the system surfaced findings for item-by-item approval. Partners could reject a proposed harmonisation clause, approve another, and see exactly what changed compared to their authoritative precedent. It replaced a guessing game with an auditable process.</w:t>
+        <w:t xml:space="preserve"> Northbridge replaced weeks of partner re-review on the same clause family with a register that closed in hours: twelve findings staged, two rejected, ten committed, exported as the DOCX brief the team already used.</w:t>
+      </w:r>
+    </w:p>
+    <w:p>
+      <w:r>
+        <w:rPr>
+          <w:b/>
+        </w:rPr>
+        <w:t>Speaker notes:</w:t>
+      </w:r>
+      <w:r>
+        <w:rPr/>
+        <w:t xml:space="preserve"> The hidden cost is partner time. The same clause family gets re-reviewed three times because there is no register of prior rejections. On the Northbridge energy matter, that cycle stopped: twelve findings in one pass, two rejected, ten committed, hours rather than weeks.</w:t>
       </w:r>
     </w:p>
     <w:p>
       <w:r>
         <w:rPr/>
-        <w:t>The ultimate proof point? The engagement team didn't have to learn a new dashboard or archive tool. The output was a clean DOCX brief they already lived in. That is the true business case: ClarityDocs doesn't force your team to migrate their workspace; it turns messy drafts into reviewable, exportable work product that meets the firm's standard on the first pass.</w:t>
+        <w:t>You are not buying a new workspace. You are buying fewer wasted partner hours and a provenance-backed brief. The ROI is the comparison: weeks of churn versus hours with a cited register, plus an export that does not force a dashboard migration.</w:t>
       </w:r>
     </w:p>
     <w:p>
@@ -369,61 +421,25 @@
     <w:p>
       <w:r>
         <w:rPr>
-          <w:i/>
+          <w:b/>
         </w:rPr>
         <w:t>Talking point:</w:t>
       </w:r>
       <w:r>
         <w:rPr/>
-        <w:t xml:space="preserve"> If you are ready to stop the precedent drift and start building a verifiable knowledge register, the best way to see the impact is to run a sample review on one of your current high-friction engagement forms.</w:t>
+        <w:t xml:space="preserve"> If you are ready to stop unrecorded precedent drift, pick one high-friction engagement form and run a sample review — the deliverable is a DOCX register, not a slide file.</w:t>
       </w:r>
     </w:p>
     <w:p>
       <w:r>
-        <w:rPr/>
-        <w:t>We know that for a mid-market firm like yours, your precedents and playbooks aren't just documents—they are your moat. Every time an associate ships a matter-bound clause into a new engagement letter or outside counsel guideline without proper provenance, that moat weakens. You don't need a new archive or a dashboard that hides the real work; you need a way to build a clause-drift register that ties every operational finding back to the authoritative source.</w:t>
-        <w:br/>
-        <w:br/>
-        <w:t>When we worked with firms like Northbridge, the breakthrough wasn't a new dashboard—it was the moment the KM team saw their own playbook clauses cited back to the source, and their partners finally felt they were approving work they could trust, rather than just guessing. We didn't change their process; we just made it traceable.</w:t>
-        <w:br/>
-        <w:br/>
-        <w:t>Let’s take one of your current matter playbooks—perhaps a form where clause drift has been a known headache—and run a live pilot. We can show you exactly how the clause-drift register looks in practice, and how simple it is to export that grounded work back into the DOCX files your practitioners already rely on.</w:t>
+        <w:rPr>
+          <w:b/>
+        </w:rPr>
+        <w:t>Speaker notes:</w:t>
       </w:r>
-    </w:p>
-    <w:p>
       <w:r>
         <w:rPr/>
-        <w:t>ClarityDocs gives you that proof-based reliability. It allows your KM team to run staged checks against your playbooks, surfacing findings for item-by-item human approval. When we're done, you don't get a demo screen—you get a clean, exportable DOCX brief that your engagement team is already living in. We maintain your ethical walls and uphold your professional conduct rules by ensuring that every trace is grounded in the documents you already trust.</w:t>
-      </w:r>
-    </w:p>
-    <w:p>
-      <w:r>
-        <w:rPr/>
-        <w:br/>
-        <w:t>### Slide-equivalent 3 — Why Now</w:t>
-        <w:br/>
-        <w:br/>
-        <w:t>**Talking point:** Law firms are losing control of their most valuable assets—matter playbooks—because current processes allow precedent drift to go unrecorded, turning every new engagement into a risk-mitigation nightmare.</w:t>
-        <w:br/>
-        <w:br/>
-        <w:t>**Speaker notes:** Start by acknowledging the reality of the KM desk: partners and senior associates are drowning in manual oversight. When you have outside counsel guidelines demanding specific language, yet associates are copy-pasting from the "last known good" document, you aren't just dealing with efficiency issues—you're dealing with professional liability. The "Why Now" isn't about AI trend-chasing; it's about the erosion of the firm's precedent moat. When a force-majeure clause drifts across three different client forms, you lose the ability to defend the firm's preferred language, and more importantly, you lose the ability to prove *why* a deviation occurred. This drift effectively turns your matter playbooks into a liability trap rather than a strategic asset. We see KM leads trying to stem this with manual clause banks that nobody uses, or worse, leaving it to the partners' memories. The current state is essentially an audit disaster waiting to happen. ClarityDocs arrives exactly when firms need to shift from passive storage of precedents to active, traceable verification of every clause in every matter.</w:t>
-        <w:br/>
-        <w:br/>
-        <w:t>### Slide-equivalent 4 — Product Overview</w:t>
-        <w:br/>
-        <w:br/>
-        <w:t>**Talking point:** ClarityDocs bridges the gap between your static document archives and the live work product, giving teams a way to verify and harmonize clause language without ever risking cross-matter confidentiality.</w:t>
-        <w:br/>
-        <w:br/>
-        <w:t>**Speaker notes:** What does this actually look like in practice? Think of ClarityDocs not as an AI tool that writes for you, but as a verification engine that guards your firm’s expertise. It ingests your mixed-format source materials—whether those are client-provided papers or your own internal playbooks—and extracts the critical facts, mapping every claim back to a specific location in your source. Crucially, it respects the "matter wall." We don't build a centralized, cross-client knowledge base that leaks information; we build a controlled review environment where the firm’s precedent is the authority. When an associate works on a draft, ClarityDocs runs staged checks against your firm’s approved language. It doesn't auto-commit changes. Instead, it flags findings for item-by-item approval. You see exactly what changed, why it changed, and you can accept or reject it in context. When the review is done, you export a standard DOCX—not a dashboard, not a proprietary file format—just the work product your team already knows how to use. We are built for proof, not polish. We ensure that rejected findings don't discard the rest of your review, and we never pretend a success state we can't demonstrate.</w:t>
-        <w:br/>
-        <w:br/>
-      </w:r>
-    </w:p>
-    <w:p>
-      <w:r>
-        <w:rPr/>
-        <w:t>The next step is straightforward. Let’s sit down for a 15-minute diagnostic where we look at one of your current client forms. We'll show you how ClarityDocs flags clause-drift in real time and demonstrates the level of control partners demand. If you're ready to stop the copy-paste drift and start building your matter-wall with absolute traceability, let's schedule that session today.</w:t>
+        <w:t xml:space="preserve"> Bring one client form where clause drift is a known headache. We will show the clause-drift register in practice and how the grounded work exports back into the DOCX files practitioners already rely on. Fifteen minutes on a real form is the test: can partners see citations, reject two lines, keep the rest, and leave with a brief they already know how to file.</w:t>
       </w:r>
     </w:p>
     <w:sectPr>
